--- a/documentation/Sprint2.docx
+++ b/documentation/Sprint2.docx
@@ -40,7 +40,17 @@
           <w:sz w:val="28"/>
           <w:szCs w:val="28"/>
         </w:rPr>
-        <w:t xml:space="preserve"> Documentation – Project Setup, REST API, DAL</w:t>
+        <w:t xml:space="preserve"> Documentation – </w:t>
+      </w:r>
+      <w:r>
+        <w:rPr>
+          <w:rFonts w:asciiTheme="majorHAnsi" w:hAnsiTheme="majorHAnsi"/>
+          <w:b/>
+          <w:bCs/>
+          <w:sz w:val="28"/>
+          <w:szCs w:val="28"/>
+        </w:rPr>
+        <w:t>Frontend, Validation</w:t>
       </w:r>
     </w:p>
     <w:p>
@@ -91,7 +101,13 @@
         <w:t>Estimated workload</w:t>
       </w:r>
       <w:r>
-        <w:t>: 10 h / person / week</w:t>
+        <w:t>: 1</w:t>
+      </w:r>
+      <w:r>
+        <w:t>6</w:t>
+      </w:r>
+      <w:r>
+        <w:t xml:space="preserve"> h / person / week</w:t>
       </w:r>
     </w:p>
     <w:p/>
@@ -832,7 +848,10 @@
               </w:rPr>
             </w:pPr>
             <w:r>
-              <w:t>Sprint 1</w:t>
+              <w:t xml:space="preserve">Sprint </w:t>
+            </w:r>
+            <w:r>
+              <w:t>2</w:t>
             </w:r>
           </w:p>
         </w:tc>
@@ -845,7 +864,7 @@
               <w:t>1</w:t>
             </w:r>
             <w:r>
-              <w:t>2</w:t>
+              <w:t>6</w:t>
             </w:r>
           </w:p>
         </w:tc>
@@ -904,7 +923,10 @@
           </w:tcPr>
           <w:p>
             <w:r>
-              <w:t>Sprint 1</w:t>
+              <w:t xml:space="preserve">Sprint </w:t>
+            </w:r>
+            <w:r>
+              <w:t>2</w:t>
             </w:r>
           </w:p>
         </w:tc>
@@ -917,7 +939,7 @@
               <w:t>1</w:t>
             </w:r>
             <w:r>
-              <w:t>2</w:t>
+              <w:t>6</w:t>
             </w:r>
           </w:p>
         </w:tc>
